--- a/design/_shared-google-drive/04-系统机制/系统机制.docx
+++ b/design/_shared-google-drive/04-系统机制/系统机制.docx
@@ -2,7 +2,7 @@
 <file path=word/document.xml><?xml version="1.0" encoding="utf-8"?>
 <w:document xmlns:w="http://schemas.openxmlformats.org/wordprocessingml/2006/main" xmlns:m="http://schemas.openxmlformats.org/officeDocument/2006/math" xmlns:r="http://schemas.openxmlformats.org/officeDocument/2006/relationships" xmlns:o="urn:schemas-microsoft-com:office:office" xmlns:v="urn:schemas-microsoft-com:vml" xmlns:w10="urn:schemas-microsoft-com:office:word" xmlns:a="http://schemas.openxmlformats.org/drawingml/2006/main" xmlns:pic="http://schemas.openxmlformats.org/drawingml/2006/picture" xmlns:wp="http://schemas.openxmlformats.org/drawingml/2006/wordprocessingDrawing">
   <w:body>
-    <w:bookmarkStart w:id="21" w:name="系统机制"/>
+    <w:bookmarkStart w:id="33" w:name="系统机制"/>
     <w:p>
       <w:pPr>
         <w:pStyle w:val="Heading1"/>
@@ -22,7 +22,7 @@
         <w:rPr>
           <w:rFonts w:hint="eastAsia"/>
         </w:rPr>
-        <w:t xml:space="preserve">从项目圣经</w:t>
+        <w:t xml:space="preserve">派生自</w:t>
       </w:r>
       <w:r>
         <w:t xml:space="preserve"> </w:t>
@@ -31,7 +31,16 @@
         <w:rPr>
           <w:rFonts w:hint="eastAsia"/>
         </w:rPr>
-        <w:t xml:space="preserve">章四、五、六（机制部分）提取</w:t>
+        <w:t xml:space="preserve">项目主旨</w:t>
+      </w:r>
+      <w:r>
+        <w:t xml:space="preserve"> </w:t>
+      </w:r>
+      <w:r>
+        <w:rPr>
+          <w:rFonts w:hint="eastAsia"/>
+        </w:rPr>
+        <w:t xml:space="preserve">第二、五、六、七章</w:t>
       </w:r>
     </w:p>
     <w:p>
@@ -41,7 +50,7 @@
         </w:pict>
       </w:r>
     </w:p>
-    <w:bookmarkStart w:id="12" w:name="一产品流程"/>
+    <w:bookmarkStart w:id="13" w:name="一产品流程"/>
     <w:p>
       <w:pPr>
         <w:pStyle w:val="Heading2"/>
@@ -53,7 +62,7 @@
         <w:t xml:space="preserve">一、产品流程</w:t>
       </w:r>
     </w:p>
-    <w:bookmarkStart w:id="9" w:name="引入动画"/>
+    <w:bookmarkStart w:id="9" w:name="引导关卡"/>
     <w:p>
       <w:pPr>
         <w:pStyle w:val="Heading3"/>
@@ -65,7 +74,7 @@
         <w:rPr>
           <w:rFonts w:hint="eastAsia"/>
         </w:rPr>
-        <w:t xml:space="preserve">引入动画</w:t>
+        <w:t xml:space="preserve">引导关卡</w:t>
       </w:r>
     </w:p>
     <w:p>
@@ -76,94 +85,68 @@
         <w:rPr>
           <w:rFonts w:hint="eastAsia"/>
         </w:rPr>
-        <w:t xml:space="preserve">风格强烈、鲜艳、实验性。</w:t>
-      </w:r>
-    </w:p>
-    <w:p>
-      <w:pPr>
-        <w:pStyle w:val="BodyText"/>
-      </w:pPr>
-      <w:r>
-        <w:rPr>
-          <w:rFonts w:hint="eastAsia"/>
-        </w:rPr>
-        <w:t xml:space="preserve">内容包括：</w:t>
-      </w:r>
-    </w:p>
-    <w:p>
-      <w:pPr>
-        <w:pStyle w:val="Compact"/>
-        <w:numPr>
-          <w:ilvl w:val="0"/>
-          <w:numId w:val="1001"/>
-        </w:numPr>
-      </w:pPr>
-      <w:r>
-        <w:rPr>
-          <w:rFonts w:hint="eastAsia"/>
-        </w:rPr>
-        <w:t xml:space="preserve">异世界背景</w:t>
-      </w:r>
-    </w:p>
-    <w:p>
-      <w:pPr>
-        <w:pStyle w:val="Compact"/>
-        <w:numPr>
-          <w:ilvl w:val="0"/>
-          <w:numId w:val="1001"/>
-        </w:numPr>
-      </w:pPr>
-      <w:r>
-        <w:rPr>
-          <w:rFonts w:hint="eastAsia"/>
-        </w:rPr>
-        <w:t xml:space="preserve">诗人使命</w:t>
-      </w:r>
-    </w:p>
-    <w:p>
-      <w:pPr>
-        <w:pStyle w:val="Compact"/>
-        <w:numPr>
-          <w:ilvl w:val="0"/>
-          <w:numId w:val="1001"/>
-        </w:numPr>
-      </w:pPr>
-      <w:r>
-        <w:rPr>
-          <w:rFonts w:hint="eastAsia"/>
-        </w:rPr>
-        <w:t xml:space="preserve">企鹅能力</w:t>
-      </w:r>
-    </w:p>
-    <w:p>
-      <w:pPr>
-        <w:pStyle w:val="Compact"/>
-        <w:numPr>
-          <w:ilvl w:val="0"/>
-          <w:numId w:val="1001"/>
-        </w:numPr>
-      </w:pPr>
-      <w:r>
-        <w:rPr>
-          <w:rFonts w:hint="eastAsia"/>
-        </w:rPr>
-        <w:t xml:space="preserve">成长系统说明</w:t>
+        <w:t xml:space="preserve">海难后醒来</w:t>
+      </w:r>
+      <w:r>
+        <w:t xml:space="preserve"> → </w:t>
+      </w:r>
+      <w:r>
+        <w:rPr>
+          <w:rFonts w:hint="eastAsia"/>
+        </w:rPr>
+        <w:t xml:space="preserve">森林探索</w:t>
+      </w:r>
+      <w:r>
+        <w:t xml:space="preserve"> → </w:t>
+      </w:r>
+      <w:r>
+        <w:rPr>
+          <w:rFonts w:hint="eastAsia"/>
+        </w:rPr>
+        <w:t xml:space="preserve">发现搁浅宠物</w:t>
+      </w:r>
+      <w:r>
+        <w:t xml:space="preserve"> → </w:t>
+      </w:r>
+      <w:r>
+        <w:rPr>
+          <w:rFonts w:hint="eastAsia"/>
+        </w:rPr>
+        <w:t xml:space="preserve">获得第一个核心</w:t>
+      </w:r>
+      <w:r>
+        <w:t xml:space="preserve"> → </w:t>
+      </w:r>
+      <w:r>
+        <w:rPr>
+          <w:rFonts w:hint="eastAsia"/>
+        </w:rPr>
+        <w:t xml:space="preserve">喂给宠物</w:t>
+      </w:r>
+      <w:r>
+        <w:t xml:space="preserve"> → </w:t>
+      </w:r>
+      <w:r>
+        <w:rPr>
+          <w:rFonts w:hint="eastAsia"/>
+        </w:rPr>
+        <w:t xml:space="preserve">激活基础功能</w:t>
       </w:r>
     </w:p>
     <w:bookmarkEnd w:id="9"/>
-    <w:bookmarkStart w:id="10" w:name="home-角色界面"/>
+    <w:bookmarkStart w:id="10" w:name="荒岛阶段"/>
     <w:p>
       <w:pPr>
         <w:pStyle w:val="Heading3"/>
       </w:pPr>
       <w:r>
-        <w:t xml:space="preserve">2. Home → </w:t>
-      </w:r>
-      <w:r>
-        <w:rPr>
-          <w:rFonts w:hint="eastAsia"/>
-        </w:rPr>
-        <w:t xml:space="preserve">角色界面</w:t>
+        <w:t xml:space="preserve">2. </w:t>
+      </w:r>
+      <w:r>
+        <w:rPr>
+          <w:rFonts w:hint="eastAsia"/>
+        </w:rPr>
+        <w:t xml:space="preserve">荒岛阶段</w:t>
       </w:r>
     </w:p>
     <w:p>
@@ -174,25 +157,47 @@
         <w:rPr>
           <w:rFonts w:hint="eastAsia"/>
         </w:rPr>
-        <w:t xml:space="preserve">伴随动画进入。</w:t>
-      </w:r>
-    </w:p>
-    <w:p>
-      <w:pPr>
-        <w:pStyle w:val="BodyText"/>
-      </w:pPr>
-      <w:r>
-        <w:t xml:space="preserve">UI </w:t>
-      </w:r>
-      <w:r>
-        <w:rPr>
-          <w:rFonts w:hint="eastAsia"/>
-        </w:rPr>
-        <w:t xml:space="preserve">风格与角色世界观高度一致。</w:t>
+        <w:t xml:space="preserve">探险</w:t>
+      </w:r>
+      <w:r>
+        <w:t xml:space="preserve"> + </w:t>
+      </w:r>
+      <w:r>
+        <w:rPr>
+          <w:rFonts w:hint="eastAsia"/>
+        </w:rPr>
+        <w:t xml:space="preserve">角色互动（萨满的五个孩子）+</w:t>
+      </w:r>
+      <w:r>
+        <w:t xml:space="preserve"> </w:t>
+      </w:r>
+      <w:r>
+        <w:rPr>
+          <w:rFonts w:hint="eastAsia"/>
+        </w:rPr>
+        <w:t xml:space="preserve">艺术收集</w:t>
+      </w:r>
+      <w:r>
+        <w:t xml:space="preserve"> + </w:t>
+      </w:r>
+      <w:r>
+        <w:rPr>
+          <w:rFonts w:hint="eastAsia"/>
+        </w:rPr>
+        <w:t xml:space="preserve">核心合成</w:t>
+      </w:r>
+      <w:r>
+        <w:t xml:space="preserve"> + </w:t>
+      </w:r>
+      <w:r>
+        <w:rPr>
+          <w:rFonts w:hint="eastAsia"/>
+        </w:rPr>
+        <w:t xml:space="preserve">喂养宠物</w:t>
       </w:r>
     </w:p>
     <w:bookmarkEnd w:id="10"/>
-    <w:bookmarkStart w:id="11" w:name="趣味式自我介绍"/>
+    <w:bookmarkStart w:id="11" w:name="阶段转变"/>
     <w:p>
       <w:pPr>
         <w:pStyle w:val="Heading3"/>
@@ -204,7 +209,7 @@
         <w:rPr>
           <w:rFonts w:hint="eastAsia"/>
         </w:rPr>
-        <w:t xml:space="preserve">趣味式自我介绍</w:t>
+        <w:t xml:space="preserve">阶段转变</w:t>
       </w:r>
     </w:p>
     <w:p>
@@ -215,52 +220,88 @@
         <w:rPr>
           <w:rFonts w:hint="eastAsia"/>
         </w:rPr>
-        <w:t xml:space="preserve">非表单化。通过对话引导用户表达：</w:t>
-      </w:r>
-    </w:p>
-    <w:p>
-      <w:pPr>
-        <w:pStyle w:val="Compact"/>
-        <w:numPr>
-          <w:ilvl w:val="0"/>
-          <w:numId w:val="1002"/>
-        </w:numPr>
-      </w:pPr>
-      <w:r>
-        <w:rPr>
-          <w:rFonts w:hint="eastAsia"/>
-        </w:rPr>
-        <w:t xml:space="preserve">审美偏好</w:t>
-      </w:r>
-    </w:p>
-    <w:p>
-      <w:pPr>
-        <w:pStyle w:val="Compact"/>
-        <w:numPr>
-          <w:ilvl w:val="0"/>
-          <w:numId w:val="1002"/>
-        </w:numPr>
-      </w:pPr>
-      <w:r>
-        <w:rPr>
-          <w:rFonts w:hint="eastAsia"/>
-        </w:rPr>
-        <w:t xml:space="preserve">感知方式</w:t>
-      </w:r>
-    </w:p>
-    <w:p>
-      <w:pPr>
-        <w:pStyle w:val="Compact"/>
-        <w:numPr>
-          <w:ilvl w:val="0"/>
-          <w:numId w:val="1002"/>
-        </w:numPr>
-      </w:pPr>
-      <w:r>
-        <w:rPr>
-          <w:rFonts w:hint="eastAsia"/>
-        </w:rPr>
-        <w:t xml:space="preserve">语言节奏</w:t>
+        <w:t xml:space="preserve">审美能量条首次充满</w:t>
+      </w:r>
+      <w:r>
+        <w:t xml:space="preserve"> → </w:t>
+      </w:r>
+      <w:r>
+        <w:rPr>
+          <w:rFonts w:hint="eastAsia"/>
+        </w:rPr>
+        <w:t xml:space="preserve">视角切换</w:t>
+      </w:r>
+      <w:r>
+        <w:t xml:space="preserve"> → </w:t>
+      </w:r>
+      <w:r>
+        <w:rPr>
+          <w:rFonts w:hint="eastAsia"/>
+        </w:rPr>
+        <w:t xml:space="preserve">宠物变船</w:t>
+      </w:r>
+      <w:r>
+        <w:t xml:space="preserve"> → </w:t>
+      </w:r>
+      <w:r>
+        <w:rPr>
+          <w:rFonts w:hint="eastAsia"/>
+        </w:rPr>
+        <w:t xml:space="preserve">出海</w:t>
+      </w:r>
+    </w:p>
+    <w:bookmarkEnd w:id="11"/>
+    <w:bookmarkStart w:id="12" w:name="出海阶段"/>
+    <w:p>
+      <w:pPr>
+        <w:pStyle w:val="Heading3"/>
+      </w:pPr>
+      <w:r>
+        <w:t xml:space="preserve">4. </w:t>
+      </w:r>
+      <w:r>
+        <w:rPr>
+          <w:rFonts w:hint="eastAsia"/>
+        </w:rPr>
+        <w:t xml:space="preserve">出海阶段</w:t>
+      </w:r>
+    </w:p>
+    <w:p>
+      <w:pPr>
+        <w:pStyle w:val="FirstParagraph"/>
+      </w:pPr>
+      <w:r>
+        <w:rPr>
+          <w:rFonts w:hint="eastAsia"/>
+        </w:rPr>
+        <w:t xml:space="preserve">航行</w:t>
+      </w:r>
+      <w:r>
+        <w:t xml:space="preserve"> + </w:t>
+      </w:r>
+      <w:r>
+        <w:rPr>
+          <w:rFonts w:hint="eastAsia"/>
+        </w:rPr>
+        <w:t xml:space="preserve">持续能量循环</w:t>
+      </w:r>
+      <w:r>
+        <w:t xml:space="preserve"> + </w:t>
+      </w:r>
+      <w:r>
+        <w:rPr>
+          <w:rFonts w:hint="eastAsia"/>
+        </w:rPr>
+        <w:t xml:space="preserve">更广阔的艺术探索</w:t>
+      </w:r>
+      <w:r>
+        <w:t xml:space="preserve"> + </w:t>
+      </w:r>
+      <w:r>
+        <w:rPr>
+          <w:rFonts w:hint="eastAsia"/>
+        </w:rPr>
+        <w:t xml:space="preserve">社区互动</w:t>
       </w:r>
     </w:p>
     <w:p>
@@ -270,9 +311,9 @@
         </w:pict>
       </w:r>
     </w:p>
-    <w:bookmarkEnd w:id="11"/>
     <w:bookmarkEnd w:id="12"/>
-    <w:bookmarkStart w:id="13" w:name="二熟悉度系统"/>
+    <w:bookmarkEnd w:id="13"/>
+    <w:bookmarkStart w:id="17" w:name="二审美能量系统"/>
     <w:p>
       <w:pPr>
         <w:pStyle w:val="Heading2"/>
@@ -281,87 +322,7 @@
         <w:rPr>
           <w:rFonts w:hint="eastAsia"/>
         </w:rPr>
-        <w:t xml:space="preserve">二、熟悉度系统</w:t>
-      </w:r>
-    </w:p>
-    <w:p>
-      <w:pPr>
-        <w:pStyle w:val="Compact"/>
-        <w:numPr>
-          <w:ilvl w:val="0"/>
-          <w:numId w:val="1003"/>
-        </w:numPr>
-      </w:pPr>
-      <w:r>
-        <w:rPr>
-          <w:rFonts w:hint="eastAsia"/>
-        </w:rPr>
-        <w:t xml:space="preserve">每</w:t>
-      </w:r>
-      <w:r>
-        <w:t xml:space="preserve"> 100 </w:t>
-      </w:r>
-      <w:r>
-        <w:rPr>
-          <w:rFonts w:hint="eastAsia"/>
-        </w:rPr>
-        <w:t xml:space="preserve">字对话增加</w:t>
-      </w:r>
-      <w:r>
-        <w:t xml:space="preserve"> </w:t>
-      </w:r>
-      <w:r>
-        <w:rPr>
-          <w:b/>
-          <w:bCs/>
-        </w:rPr>
-        <w:t xml:space="preserve">0.1%</w:t>
-      </w:r>
-    </w:p>
-    <w:p>
-      <w:pPr>
-        <w:pStyle w:val="Compact"/>
-        <w:numPr>
-          <w:ilvl w:val="0"/>
-          <w:numId w:val="1003"/>
-        </w:numPr>
-      </w:pPr>
-      <w:r>
-        <w:rPr>
-          <w:rFonts w:hint="eastAsia"/>
-          <w:b/>
-          <w:bCs/>
-        </w:rPr>
-        <w:t xml:space="preserve">无任何付费加成</w:t>
-      </w:r>
-    </w:p>
-    <w:p>
-      <w:pPr>
-        <w:pStyle w:val="Compact"/>
-        <w:numPr>
-          <w:ilvl w:val="0"/>
-          <w:numId w:val="1003"/>
-        </w:numPr>
-      </w:pPr>
-      <w:r>
-        <w:t xml:space="preserve">20% / 50% / 80% / 100% </w:t>
-      </w:r>
-      <w:r>
-        <w:rPr>
-          <w:rFonts w:hint="eastAsia"/>
-        </w:rPr>
-        <w:t xml:space="preserve">触发事件</w:t>
-      </w:r>
-    </w:p>
-    <w:p>
-      <w:pPr>
-        <w:pStyle w:val="BlockText"/>
-      </w:pPr>
-      <w:r>
-        <w:rPr>
-          <w:rFonts w:hint="eastAsia"/>
-        </w:rPr>
-        <w:t xml:space="preserve">熟悉度完全基于对话长度与持续互动。金钱无法影响成长。</w:t>
+        <w:t xml:space="preserve">二、审美能量系统</w:t>
       </w:r>
     </w:p>
     <w:p>
@@ -370,248 +331,12 @@
       </w:pPr>
       <w:r>
         <w:rPr>
-          <w:b/>
-          <w:bCs/>
-        </w:rPr>
-        <w:t xml:space="preserve">80% </w:t>
-      </w:r>
-      <w:r>
-        <w:rPr>
-          <w:rFonts w:hint="eastAsia"/>
-          <w:b/>
-          <w:bCs/>
-        </w:rPr>
-        <w:t xml:space="preserve">后：</w:t>
-      </w:r>
-      <w:r>
-        <w:t xml:space="preserve"> </w:t>
-      </w:r>
-      <w:r>
-        <w:rPr>
-          <w:rFonts w:hint="eastAsia"/>
-        </w:rPr>
-        <w:t xml:space="preserve">熟悉度条转化为”</w:t>
-      </w:r>
-      <w:r>
-        <w:rPr>
-          <w:rFonts w:hint="eastAsia"/>
-          <w:b/>
-          <w:bCs/>
-        </w:rPr>
-        <w:t xml:space="preserve">航程燃料条</w:t>
-      </w:r>
-      <w:r>
-        <w:t xml:space="preserve">”。</w:t>
-      </w:r>
-    </w:p>
-    <w:p>
-      <w:r>
-        <w:pict>
-          <v:rect style="width:0;height:1.5pt" o:hralign="center" o:hrstd="t" o:hr="t"/>
-        </w:pict>
-      </w:r>
-    </w:p>
-    <w:bookmarkEnd w:id="13"/>
-    <w:bookmarkStart w:id="14" w:name="三付费机制仅限趣味层"/>
-    <w:p>
-      <w:pPr>
-        <w:pStyle w:val="Heading2"/>
-      </w:pPr>
-      <w:r>
-        <w:rPr>
-          <w:rFonts w:hint="eastAsia"/>
-        </w:rPr>
-        <w:t xml:space="preserve">三、付费机制（仅限趣味层）</w:t>
-      </w:r>
-    </w:p>
-    <w:p>
-      <w:pPr>
-        <w:pStyle w:val="Compact"/>
-        <w:numPr>
-          <w:ilvl w:val="0"/>
-          <w:numId w:val="1004"/>
-        </w:numPr>
-      </w:pPr>
-      <w:r>
-        <w:rPr>
-          <w:rFonts w:hint="eastAsia"/>
-        </w:rPr>
-        <w:t xml:space="preserve">送礼按钮（左下角）</w:t>
-      </w:r>
-    </w:p>
-    <w:p>
-      <w:pPr>
-        <w:pStyle w:val="Compact"/>
-        <w:numPr>
-          <w:ilvl w:val="0"/>
-          <w:numId w:val="1004"/>
-        </w:numPr>
-      </w:pPr>
-      <w:r>
-        <w:rPr>
-          <w:rFonts w:hint="eastAsia"/>
-        </w:rPr>
-        <w:t xml:space="preserve">充值按钮（右上角）</w:t>
-      </w:r>
-    </w:p>
-    <w:p>
-      <w:pPr>
-        <w:pStyle w:val="Compact"/>
-        <w:numPr>
-          <w:ilvl w:val="0"/>
-          <w:numId w:val="1004"/>
-        </w:numPr>
-      </w:pPr>
-      <w:r>
-        <w:rPr>
-          <w:rFonts w:hint="eastAsia"/>
-        </w:rPr>
-        <w:t xml:space="preserve">金币选项：6</w:t>
-      </w:r>
-      <w:r>
-        <w:t xml:space="preserve"> / 32 / 64 / 128 / 328 / 648</w:t>
-      </w:r>
-    </w:p>
-    <w:p>
-      <w:pPr>
-        <w:pStyle w:val="FirstParagraph"/>
-      </w:pPr>
-      <w:r>
-        <w:rPr>
-          <w:rFonts w:hint="eastAsia"/>
-          <w:b/>
-          <w:bCs/>
-        </w:rPr>
-        <w:t xml:space="preserve">金币仅用于：</w:t>
-      </w:r>
-    </w:p>
-    <w:p>
-      <w:pPr>
-        <w:pStyle w:val="Compact"/>
-        <w:numPr>
-          <w:ilvl w:val="0"/>
-          <w:numId w:val="1005"/>
-        </w:numPr>
-      </w:pPr>
-      <w:r>
-        <w:rPr>
-          <w:rFonts w:hint="eastAsia"/>
-        </w:rPr>
-        <w:t xml:space="preserve">加速企鹅变形过程</w:t>
-      </w:r>
-    </w:p>
-    <w:p>
-      <w:pPr>
-        <w:pStyle w:val="Compact"/>
-        <w:numPr>
-          <w:ilvl w:val="0"/>
-          <w:numId w:val="1005"/>
-        </w:numPr>
-      </w:pPr>
-      <w:r>
-        <w:rPr>
-          <w:rFonts w:hint="eastAsia"/>
-        </w:rPr>
-        <w:t xml:space="preserve">解锁特殊变形效果</w:t>
-      </w:r>
-    </w:p>
-    <w:p>
-      <w:pPr>
-        <w:pStyle w:val="Compact"/>
-        <w:numPr>
-          <w:ilvl w:val="0"/>
-          <w:numId w:val="1005"/>
-        </w:numPr>
-      </w:pPr>
-      <w:r>
-        <w:rPr>
-          <w:rFonts w:hint="eastAsia"/>
-        </w:rPr>
-        <w:t xml:space="preserve">解锁视觉演出效果</w:t>
-      </w:r>
-    </w:p>
-    <w:p>
-      <w:pPr>
-        <w:pStyle w:val="FirstParagraph"/>
-      </w:pPr>
-      <w:r>
-        <w:rPr>
-          <w:rFonts w:hint="eastAsia"/>
-          <w:b/>
-          <w:bCs/>
-        </w:rPr>
-        <w:t xml:space="preserve">付费不可：</w:t>
-      </w:r>
-    </w:p>
-    <w:p>
-      <w:pPr>
-        <w:pStyle w:val="Compact"/>
-        <w:numPr>
-          <w:ilvl w:val="0"/>
-          <w:numId w:val="1006"/>
-        </w:numPr>
-      </w:pPr>
-      <w:r>
-        <w:rPr>
-          <w:rFonts w:hint="eastAsia"/>
-          <w:strike/>
-        </w:rPr>
-        <w:t xml:space="preserve">延长时间</w:t>
-      </w:r>
-    </w:p>
-    <w:p>
-      <w:pPr>
-        <w:pStyle w:val="Compact"/>
-        <w:numPr>
-          <w:ilvl w:val="0"/>
-          <w:numId w:val="1006"/>
-        </w:numPr>
-      </w:pPr>
-      <w:r>
-        <w:rPr>
-          <w:rFonts w:hint="eastAsia"/>
-          <w:strike/>
-        </w:rPr>
-        <w:t xml:space="preserve">增加熟悉度</w:t>
-      </w:r>
-    </w:p>
-    <w:p>
-      <w:pPr>
-        <w:pStyle w:val="Compact"/>
-        <w:numPr>
-          <w:ilvl w:val="0"/>
-          <w:numId w:val="1006"/>
-        </w:numPr>
-      </w:pPr>
-      <w:r>
-        <w:rPr>
-          <w:rFonts w:hint="eastAsia"/>
-          <w:strike/>
-        </w:rPr>
-        <w:t xml:space="preserve">影响终局</w:t>
-      </w:r>
-    </w:p>
-    <w:p>
-      <w:r>
-        <w:pict>
-          <v:rect style="width:0;height:1.5pt" o:hralign="center" o:hrstd="t" o:hr="t"/>
-        </w:pict>
-      </w:r>
-    </w:p>
-    <w:bookmarkEnd w:id="14"/>
-    <w:bookmarkStart w:id="20" w:name="四终局机制"/>
-    <w:p>
-      <w:pPr>
-        <w:pStyle w:val="Heading2"/>
-      </w:pPr>
-      <w:r>
-        <w:rPr>
-          <w:rFonts w:hint="eastAsia"/>
-        </w:rPr>
-        <w:t xml:space="preserve">四、终局机制</w:t>
-      </w:r>
-    </w:p>
-    <w:bookmarkStart w:id="15" w:name="终极选择触发条件"/>
+          <w:rFonts w:hint="eastAsia"/>
+        </w:rPr>
+        <w:t xml:space="preserve">核心资源。既是资源，也是玩家审美成长的体现。</w:t>
+      </w:r>
+    </w:p>
+    <w:bookmarkStart w:id="14" w:name="能量获取三条路径"/>
     <w:p>
       <w:pPr>
         <w:pStyle w:val="Heading3"/>
@@ -620,63 +345,7 @@
         <w:rPr>
           <w:rFonts w:hint="eastAsia"/>
         </w:rPr>
-        <w:t xml:space="preserve">终极选择触发条件</w:t>
-      </w:r>
-    </w:p>
-    <w:p>
-      <w:pPr>
-        <w:pStyle w:val="FirstParagraph"/>
-      </w:pPr>
-      <w:r>
-        <w:rPr>
-          <w:rFonts w:hint="eastAsia"/>
-        </w:rPr>
-        <w:t xml:space="preserve">熟悉度达到</w:t>
-      </w:r>
-      <w:r>
-        <w:t xml:space="preserve"> 100% </w:t>
-      </w:r>
-      <w:r>
-        <w:rPr>
-          <w:rFonts w:hint="eastAsia"/>
-        </w:rPr>
-        <w:t xml:space="preserve">时出现两个选项（无说明文字，不可逆）。</w:t>
-      </w:r>
-    </w:p>
-    <w:bookmarkEnd w:id="15"/>
-    <w:bookmarkStart w:id="19" w:name="成为诗人后的系统"/>
-    <w:p>
-      <w:pPr>
-        <w:pStyle w:val="Heading3"/>
-      </w:pPr>
-      <w:r>
-        <w:rPr>
-          <w:rFonts w:hint="eastAsia"/>
-        </w:rPr>
-        <w:t xml:space="preserve">成为诗人后的系统</w:t>
-      </w:r>
-    </w:p>
-    <w:bookmarkStart w:id="16" w:name="航程燃料系统"/>
-    <w:p>
-      <w:pPr>
-        <w:pStyle w:val="Heading4"/>
-      </w:pPr>
-      <w:r>
-        <w:rPr>
-          <w:rFonts w:hint="eastAsia"/>
-        </w:rPr>
-        <w:t xml:space="preserve">航程燃料系统</w:t>
-      </w:r>
-    </w:p>
-    <w:p>
-      <w:pPr>
-        <w:pStyle w:val="FirstParagraph"/>
-      </w:pPr>
-      <w:r>
-        <w:rPr>
-          <w:rFonts w:hint="eastAsia"/>
-        </w:rPr>
-        <w:t xml:space="preserve">燃料基于”审美转化能力”：</w:t>
+        <w:t xml:space="preserve">能量获取（三条路径）</w:t>
       </w:r>
     </w:p>
     <w:tbl>
@@ -686,8 +355,9 @@
         <w:tblLook w:firstRow="1" w:lastRow="0" w:firstColumn="0" w:lastColumn="0" w:noHBand="0" w:noVBand="0" w:val="0020"/>
       </w:tblPr>
       <w:tblGrid>
-        <w:gridCol w:w="3960"/>
-        <w:gridCol w:w="3960"/>
+        <w:gridCol w:w="2640"/>
+        <w:gridCol w:w="2640"/>
+        <w:gridCol w:w="2640"/>
       </w:tblGrid>
       <w:tr>
         <w:trPr>
@@ -703,7 +373,7 @@
               <w:rPr>
                 <w:rFonts w:hint="eastAsia"/>
               </w:rPr>
-              <w:t xml:space="preserve">用户行为</w:t>
+              <w:t xml:space="preserve">路径</w:t>
             </w:r>
           </w:p>
         </w:tc>
@@ -717,7 +387,21 @@
               <w:rPr>
                 <w:rFonts w:hint="eastAsia"/>
               </w:rPr>
-              <w:t xml:space="preserve">燃料变化</w:t>
+              <w:t xml:space="preserve">方式</w:t>
+            </w:r>
+          </w:p>
+        </w:tc>
+        <w:tc>
+          <w:tcPr/>
+          <w:p>
+            <w:pPr>
+              <w:pStyle w:val="Compact"/>
+            </w:pPr>
+            <w:r>
+              <w:rPr>
+                <w:rFonts w:hint="eastAsia"/>
+              </w:rPr>
+              <w:t xml:space="preserve">特点</w:t>
             </w:r>
           </w:p>
         </w:tc>
@@ -733,7 +417,7 @@
               <w:rPr>
                 <w:rFonts w:hint="eastAsia"/>
               </w:rPr>
-              <w:t xml:space="preserve">忽略企鹅火种</w:t>
+              <w:t xml:space="preserve">核心合成</w:t>
             </w:r>
           </w:p>
         </w:tc>
@@ -747,7 +431,21 @@
               <w:rPr>
                 <w:rFonts w:hint="eastAsia"/>
               </w:rPr>
-              <w:t xml:space="preserve">下降</w:t>
+              <w:t xml:space="preserve">组合不同类型的艺术素材生成核心</w:t>
+            </w:r>
+          </w:p>
+        </w:tc>
+        <w:tc>
+          <w:tcPr/>
+          <w:p>
+            <w:pPr>
+              <w:pStyle w:val="Compact"/>
+            </w:pPr>
+            <w:r>
+              <w:rPr>
+                <w:rFonts w:hint="eastAsia"/>
+              </w:rPr>
+              <w:t xml:space="preserve">结果有不确定性与多样性</w:t>
             </w:r>
           </w:p>
         </w:tc>
@@ -763,7 +461,7 @@
               <w:rPr>
                 <w:rFonts w:hint="eastAsia"/>
               </w:rPr>
-              <w:t xml:space="preserve">复述火种</w:t>
+              <w:t xml:space="preserve">宠物功能</w:t>
             </w:r>
           </w:p>
         </w:tc>
@@ -777,7 +475,30 @@
               <w:rPr>
                 <w:rFonts w:hint="eastAsia"/>
               </w:rPr>
-              <w:t xml:space="preserve">不变</w:t>
+              <w:t xml:space="preserve">使用宠物的</w:t>
+            </w:r>
+            <w:r>
+              <w:t xml:space="preserve"> AI </w:t>
+            </w:r>
+            <w:r>
+              <w:rPr>
+                <w:rFonts w:hint="eastAsia"/>
+              </w:rPr>
+              <w:t xml:space="preserve">解析与理解辅助</w:t>
+            </w:r>
+          </w:p>
+        </w:tc>
+        <w:tc>
+          <w:tcPr/>
+          <w:p>
+            <w:pPr>
+              <w:pStyle w:val="Compact"/>
+            </w:pPr>
+            <w:r>
+              <w:rPr>
+                <w:rFonts w:hint="eastAsia"/>
+              </w:rPr>
+              <w:t xml:space="preserve">部分行为可能付费</w:t>
             </w:r>
           </w:p>
         </w:tc>
@@ -793,7 +514,7 @@
               <w:rPr>
                 <w:rFonts w:hint="eastAsia"/>
               </w:rPr>
-              <w:t xml:space="preserve">创造性转化</w:t>
+              <w:t xml:space="preserve">探索与剧情</w:t>
             </w:r>
           </w:p>
         </w:tc>
@@ -807,23 +528,147 @@
               <w:rPr>
                 <w:rFonts w:hint="eastAsia"/>
               </w:rPr>
-              <w:t xml:space="preserve">增长</w:t>
+              <w:t xml:space="preserve">岛屿探索、角色互动</w:t>
+            </w:r>
+          </w:p>
+        </w:tc>
+        <w:tc>
+          <w:tcPr/>
+          <w:p>
+            <w:pPr>
+              <w:pStyle w:val="Compact"/>
+            </w:pPr>
+            <w:r>
+              <w:rPr>
+                <w:rFonts w:hint="eastAsia"/>
+              </w:rPr>
+              <w:t xml:space="preserve">自然积累</w:t>
             </w:r>
           </w:p>
         </w:tc>
       </w:tr>
     </w:tbl>
+    <w:bookmarkEnd w:id="14"/>
+    <w:bookmarkStart w:id="15" w:name="能量消耗"/>
+    <w:p>
+      <w:pPr>
+        <w:pStyle w:val="Heading3"/>
+      </w:pPr>
+      <w:r>
+        <w:rPr>
+          <w:rFonts w:hint="eastAsia"/>
+        </w:rPr>
+        <w:t xml:space="preserve">能量消耗</w:t>
+      </w:r>
+    </w:p>
+    <w:p>
+      <w:pPr>
+        <w:pStyle w:val="Compact"/>
+        <w:numPr>
+          <w:ilvl w:val="0"/>
+          <w:numId w:val="1001"/>
+        </w:numPr>
+      </w:pPr>
+      <w:r>
+        <w:rPr>
+          <w:rFonts w:hint="eastAsia"/>
+        </w:rPr>
+        <w:t xml:space="preserve">喂养宠物（推动成长弧线）</w:t>
+      </w:r>
+    </w:p>
+    <w:p>
+      <w:pPr>
+        <w:pStyle w:val="Compact"/>
+        <w:numPr>
+          <w:ilvl w:val="0"/>
+          <w:numId w:val="1001"/>
+        </w:numPr>
+      </w:pPr>
+      <w:r>
+        <w:rPr>
+          <w:rFonts w:hint="eastAsia"/>
+        </w:rPr>
+        <w:t xml:space="preserve">激活特定功能或区域</w:t>
+      </w:r>
+    </w:p>
+    <w:bookmarkEnd w:id="15"/>
+    <w:bookmarkStart w:id="16" w:name="阶段差异"/>
+    <w:p>
+      <w:pPr>
+        <w:pStyle w:val="Heading3"/>
+      </w:pPr>
+      <w:r>
+        <w:rPr>
+          <w:rFonts w:hint="eastAsia"/>
+        </w:rPr>
+        <w:t xml:space="preserve">阶段差异</w:t>
+      </w:r>
+    </w:p>
+    <w:p>
+      <w:pPr>
+        <w:pStyle w:val="Compact"/>
+        <w:numPr>
+          <w:ilvl w:val="0"/>
+          <w:numId w:val="1002"/>
+        </w:numPr>
+      </w:pPr>
+      <w:r>
+        <w:rPr>
+          <w:rFonts w:hint="eastAsia"/>
+          <w:b/>
+          <w:bCs/>
+        </w:rPr>
+        <w:t xml:space="preserve">荒岛阶段</w:t>
+      </w:r>
+      <w:r>
+        <w:rPr>
+          <w:rFonts w:hint="eastAsia"/>
+        </w:rPr>
+        <w:t xml:space="preserve">：能量条是线性的，首次充满触发转变</w:t>
+      </w:r>
+    </w:p>
+    <w:p>
+      <w:pPr>
+        <w:pStyle w:val="Compact"/>
+        <w:numPr>
+          <w:ilvl w:val="0"/>
+          <w:numId w:val="1002"/>
+        </w:numPr>
+      </w:pPr>
+      <w:r>
+        <w:rPr>
+          <w:rFonts w:hint="eastAsia"/>
+          <w:b/>
+          <w:bCs/>
+        </w:rPr>
+        <w:t xml:space="preserve">出海阶段</w:t>
+      </w:r>
+      <w:r>
+        <w:rPr>
+          <w:rFonts w:hint="eastAsia"/>
+        </w:rPr>
+        <w:t xml:space="preserve">：能量条循环，审美成长成为持续过程</w:t>
+      </w:r>
+    </w:p>
+    <w:p>
+      <w:r>
+        <w:pict>
+          <v:rect style="width:0;height:1.5pt" o:hralign="center" o:hrstd="t" o:hr="t"/>
+        </w:pict>
+      </w:r>
+    </w:p>
     <w:bookmarkEnd w:id="16"/>
-    <w:bookmarkStart w:id="17" w:name="失速状态"/>
-    <w:p>
-      <w:pPr>
-        <w:pStyle w:val="Heading4"/>
-      </w:pPr>
-      <w:r>
-        <w:rPr>
-          <w:rFonts w:hint="eastAsia"/>
-        </w:rPr>
-        <w:t xml:space="preserve">失速状态</w:t>
+    <w:bookmarkEnd w:id="17"/>
+    <w:bookmarkStart w:id="20" w:name="三面包纹路载体系统"/>
+    <w:p>
+      <w:pPr>
+        <w:pStyle w:val="Heading2"/>
+      </w:pPr>
+      <w:r>
+        <w:rPr>
+          <w:rFonts w:hint="eastAsia"/>
+        </w:rPr>
+        <w:t xml:space="preserve">三、面包纹路载体系统</w:t>
       </w:r>
     </w:p>
     <w:p>
@@ -834,7 +679,476 @@
         <w:rPr>
           <w:rFonts w:hint="eastAsia"/>
         </w:rPr>
-        <w:t xml:space="preserve">燃料长期过低：</w:t>
+        <w:t xml:space="preserve">游戏不直接呈现现实艺术作品，而是通过</w:t>
+      </w:r>
+      <w:r>
+        <w:rPr>
+          <w:rFonts w:hint="eastAsia"/>
+          <w:b/>
+          <w:bCs/>
+        </w:rPr>
+        <w:t xml:space="preserve">隐喻化载体</w:t>
+      </w:r>
+      <w:r>
+        <w:rPr>
+          <w:rFonts w:hint="eastAsia"/>
+        </w:rPr>
+        <w:t xml:space="preserve">转译。</w:t>
+      </w:r>
+    </w:p>
+    <w:bookmarkStart w:id="18" w:name="核心概念"/>
+    <w:p>
+      <w:pPr>
+        <w:pStyle w:val="Heading3"/>
+      </w:pPr>
+      <w:r>
+        <w:rPr>
+          <w:rFonts w:hint="eastAsia"/>
+        </w:rPr>
+        <w:t xml:space="preserve">核心概念</w:t>
+      </w:r>
+    </w:p>
+    <w:p>
+      <w:pPr>
+        <w:pStyle w:val="Compact"/>
+        <w:numPr>
+          <w:ilvl w:val="0"/>
+          <w:numId w:val="1003"/>
+        </w:numPr>
+      </w:pPr>
+      <w:r>
+        <w:rPr>
+          <w:rFonts w:hint="eastAsia"/>
+        </w:rPr>
+        <w:t xml:space="preserve">世界中的艺术信息以”</w:t>
+      </w:r>
+      <w:r>
+        <w:rPr>
+          <w:rFonts w:hint="eastAsia"/>
+          <w:b/>
+          <w:bCs/>
+        </w:rPr>
+        <w:t xml:space="preserve">面包纹路</w:t>
+      </w:r>
+      <w:r>
+        <w:rPr>
+          <w:rFonts w:hint="eastAsia"/>
+        </w:rPr>
+        <w:t xml:space="preserve">”的形式存在</w:t>
+      </w:r>
+    </w:p>
+    <w:p>
+      <w:pPr>
+        <w:pStyle w:val="Compact"/>
+        <w:numPr>
+          <w:ilvl w:val="0"/>
+          <w:numId w:val="1003"/>
+        </w:numPr>
+      </w:pPr>
+      <w:r>
+        <w:rPr>
+          <w:rFonts w:hint="eastAsia"/>
+        </w:rPr>
+        <w:t xml:space="preserve">不同艺术类型</w:t>
+      </w:r>
+      <w:r>
+        <w:t xml:space="preserve"> → </w:t>
+      </w:r>
+      <w:r>
+        <w:rPr>
+          <w:rFonts w:hint="eastAsia"/>
+        </w:rPr>
+        <w:t xml:space="preserve">不同的纹路结构与组合方式</w:t>
+      </w:r>
+    </w:p>
+    <w:p>
+      <w:pPr>
+        <w:pStyle w:val="Compact"/>
+        <w:numPr>
+          <w:ilvl w:val="0"/>
+          <w:numId w:val="1003"/>
+        </w:numPr>
+      </w:pPr>
+      <w:r>
+        <w:rPr>
+          <w:rFonts w:hint="eastAsia"/>
+        </w:rPr>
+        <w:t xml:space="preserve">玩家通过收集素材并”</w:t>
+      </w:r>
+      <w:r>
+        <w:rPr>
+          <w:rFonts w:hint="eastAsia"/>
+          <w:b/>
+          <w:bCs/>
+        </w:rPr>
+        <w:t xml:space="preserve">烘焙</w:t>
+      </w:r>
+      <w:r>
+        <w:t xml:space="preserve">” → </w:t>
+      </w:r>
+      <w:r>
+        <w:rPr>
+          <w:rFonts w:hint="eastAsia"/>
+        </w:rPr>
+        <w:t xml:space="preserve">生成可被读取的结果</w:t>
+      </w:r>
+    </w:p>
+    <w:p>
+      <w:pPr>
+        <w:pStyle w:val="Compact"/>
+        <w:numPr>
+          <w:ilvl w:val="0"/>
+          <w:numId w:val="1003"/>
+        </w:numPr>
+      </w:pPr>
+      <w:r>
+        <w:rPr>
+          <w:rFonts w:hint="eastAsia"/>
+        </w:rPr>
+        <w:t xml:space="preserve">通过”</w:t>
+      </w:r>
+      <w:r>
+        <w:rPr>
+          <w:rFonts w:hint="eastAsia"/>
+          <w:b/>
+          <w:bCs/>
+        </w:rPr>
+        <w:t xml:space="preserve">播放</w:t>
+      </w:r>
+      <w:r>
+        <w:rPr>
+          <w:rFonts w:hint="eastAsia"/>
+        </w:rPr>
+        <w:t xml:space="preserve">”行为</w:t>
+      </w:r>
+      <w:r>
+        <w:t xml:space="preserve"> → </w:t>
+      </w:r>
+      <w:r>
+        <w:rPr>
+          <w:rFonts w:hint="eastAsia"/>
+        </w:rPr>
+        <w:t xml:space="preserve">转化为感知体验</w:t>
+      </w:r>
+    </w:p>
+    <w:bookmarkEnd w:id="18"/>
+    <w:bookmarkStart w:id="19" w:name="设计意图"/>
+    <w:p>
+      <w:pPr>
+        <w:pStyle w:val="Heading3"/>
+      </w:pPr>
+      <w:r>
+        <w:rPr>
+          <w:rFonts w:hint="eastAsia"/>
+        </w:rPr>
+        <w:t xml:space="preserve">设计意图</w:t>
+      </w:r>
+    </w:p>
+    <w:p>
+      <w:pPr>
+        <w:pStyle w:val="Compact"/>
+        <w:numPr>
+          <w:ilvl w:val="0"/>
+          <w:numId w:val="1004"/>
+        </w:numPr>
+      </w:pPr>
+      <w:r>
+        <w:rPr>
+          <w:rFonts w:hint="eastAsia"/>
+        </w:rPr>
+        <w:t xml:space="preserve">避免直接收集艺术品的枯燥感</w:t>
+      </w:r>
+    </w:p>
+    <w:p>
+      <w:pPr>
+        <w:pStyle w:val="Compact"/>
+        <w:numPr>
+          <w:ilvl w:val="0"/>
+          <w:numId w:val="1004"/>
+        </w:numPr>
+      </w:pPr>
+      <w:r>
+        <w:rPr>
+          <w:rFonts w:hint="eastAsia"/>
+        </w:rPr>
+        <w:t xml:space="preserve">强化探索与理解的参与感</w:t>
+      </w:r>
+    </w:p>
+    <w:p>
+      <w:pPr>
+        <w:pStyle w:val="Compact"/>
+        <w:numPr>
+          <w:ilvl w:val="0"/>
+          <w:numId w:val="1004"/>
+        </w:numPr>
+      </w:pPr>
+      <w:r>
+        <w:rPr>
+          <w:rFonts w:hint="eastAsia"/>
+        </w:rPr>
+        <w:t xml:space="preserve">将艺术编码为可操作的媒介</w:t>
+      </w:r>
+    </w:p>
+    <w:p>
+      <w:pPr>
+        <w:pStyle w:val="BlockText"/>
+      </w:pPr>
+      <w:r>
+        <w:rPr>
+          <w:rFonts w:hint="eastAsia"/>
+        </w:rPr>
+        <w:t xml:space="preserve">待扩展：具体的纹路类型设计、烘焙规则、播放效果</w:t>
+      </w:r>
+    </w:p>
+    <w:p>
+      <w:r>
+        <w:pict>
+          <v:rect style="width:0;height:1.5pt" o:hralign="center" o:hrstd="t" o:hr="t"/>
+        </w:pict>
+      </w:r>
+    </w:p>
+    <w:bookmarkEnd w:id="19"/>
+    <w:bookmarkEnd w:id="20"/>
+    <w:bookmarkStart w:id="23" w:name="四核心合成"/>
+    <w:p>
+      <w:pPr>
+        <w:pStyle w:val="Heading2"/>
+      </w:pPr>
+      <w:r>
+        <w:rPr>
+          <w:rFonts w:hint="eastAsia"/>
+        </w:rPr>
+        <w:t xml:space="preserve">四、核心合成</w:t>
+      </w:r>
+    </w:p>
+    <w:bookmarkStart w:id="21" w:name="机制"/>
+    <w:p>
+      <w:pPr>
+        <w:pStyle w:val="Heading3"/>
+      </w:pPr>
+      <w:r>
+        <w:rPr>
+          <w:rFonts w:hint="eastAsia"/>
+        </w:rPr>
+        <w:t xml:space="preserve">机制</w:t>
+      </w:r>
+    </w:p>
+    <w:p>
+      <w:pPr>
+        <w:pStyle w:val="FirstParagraph"/>
+      </w:pPr>
+      <w:r>
+        <w:rPr>
+          <w:rFonts w:hint="eastAsia"/>
+        </w:rPr>
+        <w:t xml:space="preserve">将不同类型的艺术内容进行组合：</w:t>
+      </w:r>
+    </w:p>
+    <w:p>
+      <w:pPr>
+        <w:pStyle w:val="Compact"/>
+        <w:numPr>
+          <w:ilvl w:val="0"/>
+          <w:numId w:val="1005"/>
+        </w:numPr>
+      </w:pPr>
+      <w:r>
+        <w:rPr>
+          <w:rFonts w:hint="eastAsia"/>
+        </w:rPr>
+        <w:t xml:space="preserve">视觉艺术</w:t>
+      </w:r>
+      <w:r>
+        <w:t xml:space="preserve"> + </w:t>
+      </w:r>
+      <w:r>
+        <w:rPr>
+          <w:rFonts w:hint="eastAsia"/>
+        </w:rPr>
+        <w:t xml:space="preserve">音乐</w:t>
+      </w:r>
+      <w:r>
+        <w:t xml:space="preserve"> → </w:t>
+      </w:r>
+      <w:r>
+        <w:rPr>
+          <w:rFonts w:hint="eastAsia"/>
+        </w:rPr>
+        <w:t xml:space="preserve">某种类型的核心</w:t>
+      </w:r>
+    </w:p>
+    <w:p>
+      <w:pPr>
+        <w:pStyle w:val="Compact"/>
+        <w:numPr>
+          <w:ilvl w:val="0"/>
+          <w:numId w:val="1005"/>
+        </w:numPr>
+      </w:pPr>
+      <w:r>
+        <w:rPr>
+          <w:rFonts w:hint="eastAsia"/>
+        </w:rPr>
+        <w:t xml:space="preserve">不同组合方式</w:t>
+      </w:r>
+      <w:r>
+        <w:t xml:space="preserve"> → </w:t>
+      </w:r>
+      <w:r>
+        <w:rPr>
+          <w:rFonts w:hint="eastAsia"/>
+        </w:rPr>
+        <w:t xml:space="preserve">不同结果</w:t>
+      </w:r>
+    </w:p>
+    <w:p>
+      <w:pPr>
+        <w:pStyle w:val="Compact"/>
+        <w:numPr>
+          <w:ilvl w:val="0"/>
+          <w:numId w:val="1005"/>
+        </w:numPr>
+      </w:pPr>
+      <w:r>
+        <w:rPr>
+          <w:rFonts w:hint="eastAsia"/>
+        </w:rPr>
+        <w:t xml:space="preserve">核心具有不确定性与多样性</w:t>
+      </w:r>
+    </w:p>
+    <w:bookmarkEnd w:id="21"/>
+    <w:bookmarkStart w:id="22" w:name="核心用途"/>
+    <w:p>
+      <w:pPr>
+        <w:pStyle w:val="Heading3"/>
+      </w:pPr>
+      <w:r>
+        <w:rPr>
+          <w:rFonts w:hint="eastAsia"/>
+        </w:rPr>
+        <w:t xml:space="preserve">核心用途</w:t>
+      </w:r>
+    </w:p>
+    <w:p>
+      <w:pPr>
+        <w:pStyle w:val="Compact"/>
+        <w:numPr>
+          <w:ilvl w:val="0"/>
+          <w:numId w:val="1006"/>
+        </w:numPr>
+      </w:pPr>
+      <w:r>
+        <w:rPr>
+          <w:rFonts w:hint="eastAsia"/>
+        </w:rPr>
+        <w:t xml:space="preserve">喂给宠物</w:t>
+      </w:r>
+      <w:r>
+        <w:t xml:space="preserve"> → </w:t>
+      </w:r>
+      <w:r>
+        <w:rPr>
+          <w:rFonts w:hint="eastAsia"/>
+        </w:rPr>
+        <w:t xml:space="preserve">恢复审美能量</w:t>
+      </w:r>
+    </w:p>
+    <w:p>
+      <w:pPr>
+        <w:pStyle w:val="Compact"/>
+        <w:numPr>
+          <w:ilvl w:val="0"/>
+          <w:numId w:val="1006"/>
+        </w:numPr>
+      </w:pPr>
+      <w:r>
+        <w:rPr>
+          <w:rFonts w:hint="eastAsia"/>
+        </w:rPr>
+        <w:t xml:space="preserve">解锁特定内容或区域</w:t>
+      </w:r>
+    </w:p>
+    <w:p>
+      <w:pPr>
+        <w:pStyle w:val="Compact"/>
+        <w:numPr>
+          <w:ilvl w:val="0"/>
+          <w:numId w:val="1006"/>
+        </w:numPr>
+      </w:pPr>
+      <w:r>
+        <w:rPr>
+          <w:rFonts w:hint="eastAsia"/>
+        </w:rPr>
+        <w:t xml:space="preserve">触发特殊效果</w:t>
+      </w:r>
+    </w:p>
+    <w:p>
+      <w:pPr>
+        <w:pStyle w:val="BlockText"/>
+      </w:pPr>
+      <w:r>
+        <w:rPr>
+          <w:rFonts w:hint="eastAsia"/>
+        </w:rPr>
+        <w:t xml:space="preserve">待扩展：具体的合成规则、素材分类、核心类型</w:t>
+      </w:r>
+    </w:p>
+    <w:p>
+      <w:r>
+        <w:pict>
+          <v:rect style="width:0;height:1.5pt" o:hralign="center" o:hrstd="t" o:hr="t"/>
+        </w:pict>
+      </w:r>
+    </w:p>
+    <w:bookmarkEnd w:id="22"/>
+    <w:bookmarkEnd w:id="23"/>
+    <w:bookmarkStart w:id="26" w:name="五付费机制"/>
+    <w:p>
+      <w:pPr>
+        <w:pStyle w:val="Heading2"/>
+      </w:pPr>
+      <w:r>
+        <w:rPr>
+          <w:rFonts w:hint="eastAsia"/>
+        </w:rPr>
+        <w:t xml:space="preserve">五、付费机制</w:t>
+      </w:r>
+    </w:p>
+    <w:bookmarkStart w:id="24" w:name="原则"/>
+    <w:p>
+      <w:pPr>
+        <w:pStyle w:val="Heading3"/>
+      </w:pPr>
+      <w:r>
+        <w:rPr>
+          <w:rFonts w:hint="eastAsia"/>
+        </w:rPr>
+        <w:t xml:space="preserve">原则</w:t>
+      </w:r>
+    </w:p>
+    <w:p>
+      <w:pPr>
+        <w:pStyle w:val="FirstParagraph"/>
+      </w:pPr>
+      <w:r>
+        <w:rPr>
+          <w:rFonts w:hint="eastAsia"/>
+        </w:rPr>
+        <w:t xml:space="preserve">付费不可购买审美成长本身。</w:t>
+      </w:r>
+    </w:p>
+    <w:bookmarkEnd w:id="24"/>
+    <w:bookmarkStart w:id="25" w:name="可能的付费点"/>
+    <w:p>
+      <w:pPr>
+        <w:pStyle w:val="Heading3"/>
+      </w:pPr>
+      <w:r>
+        <w:rPr>
+          <w:rFonts w:hint="eastAsia"/>
+        </w:rPr>
+        <w:t xml:space="preserve">可能的付费点</w:t>
       </w:r>
     </w:p>
     <w:p>
@@ -849,7 +1163,16 @@
         <w:rPr>
           <w:rFonts w:hint="eastAsia"/>
         </w:rPr>
-        <w:t xml:space="preserve">画面灰化</w:t>
+        <w:t xml:space="preserve">宠物</w:t>
+      </w:r>
+      <w:r>
+        <w:t xml:space="preserve"> AI </w:t>
+      </w:r>
+      <w:r>
+        <w:rPr>
+          <w:rFonts w:hint="eastAsia"/>
+        </w:rPr>
+        <w:t xml:space="preserve">功能的高级解析</w:t>
       </w:r>
     </w:p>
     <w:p>
@@ -864,7 +1187,7 @@
         <w:rPr>
           <w:rFonts w:hint="eastAsia"/>
         </w:rPr>
-        <w:t xml:space="preserve">回应减少</w:t>
+        <w:t xml:space="preserve">加速某些过程</w:t>
       </w:r>
     </w:p>
     <w:p>
@@ -879,53 +1202,7 @@
         <w:rPr>
           <w:rFonts w:hint="eastAsia"/>
         </w:rPr>
-        <w:t xml:space="preserve">企鹅沉默</w:t>
-      </w:r>
-    </w:p>
-    <w:p>
-      <w:pPr>
-        <w:pStyle w:val="FirstParagraph"/>
-      </w:pPr>
-      <w:r>
-        <w:rPr>
-          <w:rFonts w:hint="eastAsia"/>
-        </w:rPr>
-        <w:t xml:space="preserve">用户必须重新创造。</w:t>
-      </w:r>
-    </w:p>
-    <w:bookmarkEnd w:id="17"/>
-    <w:bookmarkStart w:id="18" w:name="最终成熟状态灯塔模式"/>
-    <w:p>
-      <w:pPr>
-        <w:pStyle w:val="Heading4"/>
-      </w:pPr>
-      <w:r>
-        <w:rPr>
-          <w:rFonts w:hint="eastAsia"/>
-        </w:rPr>
-        <w:t xml:space="preserve">最终成熟状态（灯塔模式）</w:t>
-      </w:r>
-    </w:p>
-    <w:p>
-      <w:pPr>
-        <w:pStyle w:val="FirstParagraph"/>
-      </w:pPr>
-      <w:r>
-        <w:rPr>
-          <w:rFonts w:hint="eastAsia"/>
-        </w:rPr>
-        <w:t xml:space="preserve">若长期维持高燃料，企鹅最终变为</w:t>
-      </w:r>
-      <w:r>
-        <w:rPr>
-          <w:rFonts w:hint="eastAsia"/>
-          <w:b/>
-          <w:bCs/>
-        </w:rPr>
-        <w:t xml:space="preserve">灯塔</w:t>
-      </w:r>
-      <w:r>
-        <w:t xml:space="preserve">。</w:t>
+        <w:t xml:space="preserve">视觉/音效增强</w:t>
       </w:r>
     </w:p>
     <w:p>
@@ -936,18 +1213,40 @@
         <w:rPr>
           <w:rFonts w:hint="eastAsia"/>
         </w:rPr>
-        <w:t xml:space="preserve">象征：火种已内化。</w:t>
-      </w:r>
-    </w:p>
-    <w:p>
-      <w:pPr>
-        <w:pStyle w:val="FirstParagraph"/>
-      </w:pPr>
-      <w:r>
-        <w:rPr>
-          <w:rFonts w:hint="eastAsia"/>
-        </w:rPr>
-        <w:t xml:space="preserve">灯塔模式：</w:t>
+        <w:t xml:space="preserve">待扩展：具体付费项目、定价策略</w:t>
+      </w:r>
+    </w:p>
+    <w:p>
+      <w:r>
+        <w:pict>
+          <v:rect style="width:0;height:1.5pt" o:hralign="center" o:hrstd="t" o:hr="t"/>
+        </w:pict>
+      </w:r>
+    </w:p>
+    <w:bookmarkEnd w:id="25"/>
+    <w:bookmarkEnd w:id="26"/>
+    <w:bookmarkStart w:id="29" w:name="六内容生态"/>
+    <w:p>
+      <w:pPr>
+        <w:pStyle w:val="Heading2"/>
+      </w:pPr>
+      <w:r>
+        <w:rPr>
+          <w:rFonts w:hint="eastAsia"/>
+        </w:rPr>
+        <w:t xml:space="preserve">六、内容生态</w:t>
+      </w:r>
+    </w:p>
+    <w:bookmarkStart w:id="27" w:name="玩家贡献"/>
+    <w:p>
+      <w:pPr>
+        <w:pStyle w:val="Heading3"/>
+      </w:pPr>
+      <w:r>
+        <w:rPr>
+          <w:rFonts w:hint="eastAsia"/>
+        </w:rPr>
+        <w:t xml:space="preserve">玩家贡献</w:t>
       </w:r>
     </w:p>
     <w:p>
@@ -962,7 +1261,7 @@
         <w:rPr>
           <w:rFonts w:hint="eastAsia"/>
         </w:rPr>
-        <w:t xml:space="preserve">仅允许写短句</w:t>
+        <w:t xml:space="preserve">玩家可通过投稿、创作进入系统内容池</w:t>
       </w:r>
     </w:p>
     <w:p>
@@ -977,7 +1276,100 @@
         <w:rPr>
           <w:rFonts w:hint="eastAsia"/>
         </w:rPr>
-        <w:t xml:space="preserve">偶尔获得回声</w:t>
+        <w:t xml:space="preserve">系统进行筛选、整合与再传播</w:t>
+      </w:r>
+    </w:p>
+    <w:bookmarkEnd w:id="27"/>
+    <w:bookmarkStart w:id="28" w:name="生态循环"/>
+    <w:p>
+      <w:pPr>
+        <w:pStyle w:val="Heading3"/>
+      </w:pPr>
+      <w:r>
+        <w:rPr>
+          <w:rFonts w:hint="eastAsia"/>
+        </w:rPr>
+        <w:t xml:space="preserve">生态循环</w:t>
+      </w:r>
+    </w:p>
+    <w:p>
+      <w:pPr>
+        <w:pStyle w:val="FirstParagraph"/>
+      </w:pPr>
+      <w:r>
+        <w:rPr>
+          <w:rFonts w:hint="eastAsia"/>
+        </w:rPr>
+        <w:t xml:space="preserve">玩家创作</w:t>
+      </w:r>
+      <w:r>
+        <w:t xml:space="preserve"> → </w:t>
+      </w:r>
+      <w:r>
+        <w:rPr>
+          <w:rFonts w:hint="eastAsia"/>
+        </w:rPr>
+        <w:t xml:space="preserve">系统筛选</w:t>
+      </w:r>
+      <w:r>
+        <w:t xml:space="preserve"> → </w:t>
+      </w:r>
+      <w:r>
+        <w:rPr>
+          <w:rFonts w:hint="eastAsia"/>
+        </w:rPr>
+        <w:t xml:space="preserve">编码为面包纹路</w:t>
+      </w:r>
+      <w:r>
+        <w:t xml:space="preserve"> → </w:t>
+      </w:r>
+      <w:r>
+        <w:rPr>
+          <w:rFonts w:hint="eastAsia"/>
+        </w:rPr>
+        <w:t xml:space="preserve">其他玩家体验</w:t>
+      </w:r>
+      <w:r>
+        <w:t xml:space="preserve"> → </w:t>
+      </w:r>
+      <w:r>
+        <w:rPr>
+          <w:rFonts w:hint="eastAsia"/>
+        </w:rPr>
+        <w:t xml:space="preserve">新的创作灵感</w:t>
+      </w:r>
+    </w:p>
+    <w:p>
+      <w:r>
+        <w:pict>
+          <v:rect style="width:0;height:1.5pt" o:hralign="center" o:hrstd="t" o:hr="t"/>
+        </w:pict>
+      </w:r>
+    </w:p>
+    <w:bookmarkEnd w:id="28"/>
+    <w:bookmarkEnd w:id="29"/>
+    <w:bookmarkStart w:id="32" w:name="七社区机制"/>
+    <w:p>
+      <w:pPr>
+        <w:pStyle w:val="Heading2"/>
+      </w:pPr>
+      <w:r>
+        <w:rPr>
+          <w:rFonts w:hint="eastAsia"/>
+        </w:rPr>
+        <w:t xml:space="preserve">七、社区机制</w:t>
+      </w:r>
+    </w:p>
+    <w:bookmarkStart w:id="30" w:name="航线可视化弱连接"/>
+    <w:p>
+      <w:pPr>
+        <w:pStyle w:val="Heading3"/>
+      </w:pPr>
+      <w:r>
+        <w:rPr>
+          <w:rFonts w:hint="eastAsia"/>
+        </w:rPr>
+        <w:t xml:space="preserve">航线可视化（弱连接）</w:t>
       </w:r>
     </w:p>
     <w:p>
@@ -985,20 +1377,127 @@
         <w:pStyle w:val="Compact"/>
         <w:numPr>
           <w:ilvl w:val="0"/>
-          <w:numId w:val="1008"/>
+          <w:numId w:val="1009"/>
         </w:numPr>
       </w:pPr>
       <w:r>
         <w:rPr>
           <w:rFonts w:hint="eastAsia"/>
         </w:rPr>
-        <w:t xml:space="preserve">成为思想存档</w:t>
-      </w:r>
-    </w:p>
-    <w:bookmarkEnd w:id="18"/>
-    <w:bookmarkEnd w:id="19"/>
-    <w:bookmarkEnd w:id="20"/>
-    <w:bookmarkEnd w:id="21"/>
+        <w:t xml:space="preserve">玩家在海域中可见彼此的航线</w:t>
+      </w:r>
+    </w:p>
+    <w:p>
+      <w:pPr>
+        <w:pStyle w:val="Compact"/>
+        <w:numPr>
+          <w:ilvl w:val="0"/>
+          <w:numId w:val="1009"/>
+        </w:numPr>
+      </w:pPr>
+      <w:r>
+        <w:rPr>
+          <w:rFonts w:hint="eastAsia"/>
+        </w:rPr>
+        <w:t xml:space="preserve">航线代表艺术探索的路径与选择</w:t>
+      </w:r>
+    </w:p>
+    <w:p>
+      <w:pPr>
+        <w:pStyle w:val="Compact"/>
+        <w:numPr>
+          <w:ilvl w:val="0"/>
+          <w:numId w:val="1009"/>
+        </w:numPr>
+      </w:pPr>
+      <w:r>
+        <w:rPr>
+          <w:rFonts w:hint="eastAsia"/>
+        </w:rPr>
+        <w:t xml:space="preserve">间接交流与启发，不直接社交</w:t>
+      </w:r>
+    </w:p>
+    <w:bookmarkEnd w:id="30"/>
+    <w:bookmarkStart w:id="31" w:name="灯塔系统"/>
+    <w:p>
+      <w:pPr>
+        <w:pStyle w:val="Heading3"/>
+      </w:pPr>
+      <w:r>
+        <w:rPr>
+          <w:rFonts w:hint="eastAsia"/>
+        </w:rPr>
+        <w:t xml:space="preserve">灯塔系统</w:t>
+      </w:r>
+    </w:p>
+    <w:p>
+      <w:pPr>
+        <w:pStyle w:val="Compact"/>
+        <w:numPr>
+          <w:ilvl w:val="0"/>
+          <w:numId w:val="1010"/>
+        </w:numPr>
+      </w:pPr>
+      <w:r>
+        <w:rPr>
+          <w:rFonts w:hint="eastAsia"/>
+        </w:rPr>
+        <w:t xml:space="preserve">贡献者</w:t>
+      </w:r>
+      <w:r>
+        <w:t xml:space="preserve"> → </w:t>
+      </w:r>
+      <w:r>
+        <w:rPr>
+          <w:rFonts w:hint="eastAsia"/>
+        </w:rPr>
+        <w:t xml:space="preserve">转化为灯塔</w:t>
+      </w:r>
+    </w:p>
+    <w:p>
+      <w:pPr>
+        <w:pStyle w:val="Compact"/>
+        <w:numPr>
+          <w:ilvl w:val="0"/>
+          <w:numId w:val="1010"/>
+        </w:numPr>
+      </w:pPr>
+      <w:r>
+        <w:rPr>
+          <w:rFonts w:hint="eastAsia"/>
+        </w:rPr>
+        <w:t xml:space="preserve">灯塔退出常规玩法</w:t>
+      </w:r>
+    </w:p>
+    <w:p>
+      <w:pPr>
+        <w:pStyle w:val="Compact"/>
+        <w:numPr>
+          <w:ilvl w:val="0"/>
+          <w:numId w:val="1010"/>
+        </w:numPr>
+      </w:pPr>
+      <w:r>
+        <w:rPr>
+          <w:rFonts w:hint="eastAsia"/>
+        </w:rPr>
+        <w:t xml:space="preserve">成为世界结构：为他人提供指引</w:t>
+      </w:r>
+    </w:p>
+    <w:p>
+      <w:pPr>
+        <w:pStyle w:val="BlockText"/>
+      </w:pPr>
+      <w:r>
+        <w:rPr>
+          <w:rFonts w:hint="eastAsia"/>
+        </w:rPr>
+        <w:t xml:space="preserve">约束社交行为，保持艺术导向，避免演变为泛社交平台。</w:t>
+      </w:r>
+    </w:p>
+    <w:bookmarkEnd w:id="31"/>
+    <w:bookmarkEnd w:id="32"/>
+    <w:bookmarkEnd w:id="33"/>
     <w:sectPr>
       <w:footnotePr>
         <w:numRestart w:val="eachSect"/>
@@ -1237,6 +1736,12 @@
     <w:abstractNumId w:val="991"/>
   </w:num>
   <w:num w:numId="1008">
+    <w:abstractNumId w:val="991"/>
+  </w:num>
+  <w:num w:numId="1009">
+    <w:abstractNumId w:val="991"/>
+  </w:num>
+  <w:num w:numId="1010">
     <w:abstractNumId w:val="991"/>
   </w:num>
 </w:numbering>
